--- a/docs/report/SDACS_Capstone_Report_v200.docx
+++ b/docs/report/SDACS_Capstone_Report_v200.docx
@@ -85,7 +85,7 @@
           <w:sz w:val="22"/>
         </w:rPr>
         <w:br/>
-        <w:t>2026-06-05</w:t>
+        <w:t>2026-06-07</w:t>
         <w:br/>
       </w:r>
     </w:p>
